--- a/docs/CLASS_DIAGRAM.docx
+++ b/docs/CLASS_DIAGRAM.docx
@@ -10,7 +10,7 @@
         <w:t xml:space="preserve">CLASS_DIAGRAM</w:t>
       </w:r>
     </w:p>
-    <w:bookmarkStart w:id="15" w:name="class-diagrams"/>
+    <w:bookmarkStart w:id="16" w:name="class-diagrams"/>
     <w:p>
       <w:pPr>
         <w:pStyle w:val="Heading1"/>
@@ -249,6 +249,33 @@
         <w:rPr>
           <w:rStyle w:val="VerbatimChar"/>
         </w:rPr>
+        <w:t xml:space="preserve">    +withdraw()</w:t>
+      </w:r>
+      <w:r>
+        <w:br/>
+      </w:r>
+      <w:r>
+        <w:rPr>
+          <w:rStyle w:val="VerbatimChar"/>
+        </w:rPr>
+        <w:t xml:space="preserve">    +transfer()</w:t>
+      </w:r>
+      <w:r>
+        <w:br/>
+      </w:r>
+      <w:r>
+        <w:rPr>
+          <w:rStyle w:val="VerbatimChar"/>
+        </w:rPr>
+        <w:t xml:space="preserve">    +getTransactions()</w:t>
+      </w:r>
+      <w:r>
+        <w:br/>
+      </w:r>
+      <w:r>
+        <w:rPr>
+          <w:rStyle w:val="VerbatimChar"/>
+        </w:rPr>
         <w:t xml:space="preserve">  }</w:t>
       </w:r>
       <w:r>
@@ -294,6 +321,24 @@
         <w:rPr>
           <w:rStyle w:val="VerbatimChar"/>
         </w:rPr>
+        <w:t xml:space="preserve">    +withdraw()</w:t>
+      </w:r>
+      <w:r>
+        <w:br/>
+      </w:r>
+      <w:r>
+        <w:rPr>
+          <w:rStyle w:val="VerbatimChar"/>
+        </w:rPr>
+        <w:t xml:space="preserve">    +transfer()</w:t>
+      </w:r>
+      <w:r>
+        <w:br/>
+      </w:r>
+      <w:r>
+        <w:rPr>
+          <w:rStyle w:val="VerbatimChar"/>
+        </w:rPr>
         <w:t xml:space="preserve">    +searchAccounts()</w:t>
       </w:r>
       <w:r>
@@ -435,6 +480,24 @@
         <w:br/>
       </w:r>
       <w:r>
+        <w:rPr>
+          <w:rStyle w:val="VerbatimChar"/>
+        </w:rPr>
+        <w:t xml:space="preserve">  class TransactionService</w:t>
+      </w:r>
+      <w:r>
+        <w:br/>
+      </w:r>
+      <w:r>
+        <w:rPr>
+          <w:rStyle w:val="VerbatimChar"/>
+        </w:rPr>
+        <w:t xml:space="preserve">  class NotificationEventPublisher</w:t>
+      </w:r>
+      <w:r>
+        <w:br/>
+      </w:r>
+      <w:r>
         <w:br/>
       </w:r>
       <w:r>
@@ -487,6 +550,24 @@
           <w:rStyle w:val="VerbatimChar"/>
         </w:rPr>
         <w:t xml:space="preserve">  AccountServiceImpl --&gt; Customer</w:t>
+      </w:r>
+      <w:r>
+        <w:br/>
+      </w:r>
+      <w:r>
+        <w:rPr>
+          <w:rStyle w:val="VerbatimChar"/>
+        </w:rPr>
+        <w:t xml:space="preserve">  AccountServiceImpl --&gt; TransactionService</w:t>
+      </w:r>
+      <w:r>
+        <w:br/>
+      </w:r>
+      <w:r>
+        <w:rPr>
+          <w:rStyle w:val="VerbatimChar"/>
+        </w:rPr>
+        <w:t xml:space="preserve">  AccountServiceImpl --&gt; NotificationEventPublisher</w:t>
       </w:r>
       <w:r>
         <w:br/>
@@ -553,13 +634,13 @@
       </w:r>
     </w:p>
     <w:bookmarkEnd w:id="10"/>
-    <w:bookmarkStart w:id="11" w:name="customer-domain"/>
+    <w:bookmarkStart w:id="11" w:name="notification-kafka-email"/>
     <w:p>
       <w:pPr>
         <w:pStyle w:val="Heading2"/>
       </w:pPr>
       <w:r>
-        <w:t xml:space="preserve">Customer domain</w:t>
+        <w:t xml:space="preserve">Notification (Kafka → email)</w:t>
       </w:r>
     </w:p>
     <w:p>
@@ -588,155 +669,119 @@
         <w:rPr>
           <w:rStyle w:val="VerbatimChar"/>
         </w:rPr>
-        <w:t xml:space="preserve">  class CustomerController</w:t>
-      </w:r>
-      <w:r>
-        <w:br/>
-      </w:r>
-      <w:r>
-        <w:rPr>
-          <w:rStyle w:val="VerbatimChar"/>
-        </w:rPr>
-        <w:t xml:space="preserve">  class CustomerService</w:t>
-      </w:r>
-      <w:r>
-        <w:br/>
-      </w:r>
-      <w:r>
-        <w:rPr>
-          <w:rStyle w:val="VerbatimChar"/>
-        </w:rPr>
-        <w:t xml:space="preserve">  class CustomerServiceImpl {</w:t>
-      </w:r>
-      <w:r>
-        <w:br/>
-      </w:r>
-      <w:r>
-        <w:rPr>
-          <w:rStyle w:val="VerbatimChar"/>
-        </w:rPr>
-        <w:t xml:space="preserve">    +createCustomer()</w:t>
-      </w:r>
-      <w:r>
-        <w:br/>
-      </w:r>
-      <w:r>
-        <w:rPr>
-          <w:rStyle w:val="VerbatimChar"/>
-        </w:rPr>
-        <w:t xml:space="preserve">    +updateCustomer()</w:t>
-      </w:r>
-      <w:r>
-        <w:br/>
-      </w:r>
-      <w:r>
-        <w:rPr>
-          <w:rStyle w:val="VerbatimChar"/>
-        </w:rPr>
-        <w:t xml:space="preserve">    +searchCustomers()</w:t>
-      </w:r>
-      <w:r>
-        <w:br/>
-      </w:r>
-      <w:r>
-        <w:rPr>
-          <w:rStyle w:val="VerbatimChar"/>
-        </w:rPr>
-        <w:t xml:space="preserve">    +deleteCustomer()</w:t>
-      </w:r>
-      <w:r>
-        <w:br/>
-      </w:r>
-      <w:r>
-        <w:rPr>
-          <w:rStyle w:val="VerbatimChar"/>
-        </w:rPr>
-        <w:t xml:space="preserve">  }</w:t>
-      </w:r>
-      <w:r>
-        <w:br/>
-      </w:r>
-      <w:r>
-        <w:rPr>
-          <w:rStyle w:val="VerbatimChar"/>
-        </w:rPr>
-        <w:t xml:space="preserve">  class CustomerRepository</w:t>
-      </w:r>
-      <w:r>
-        <w:br/>
-      </w:r>
-      <w:r>
-        <w:rPr>
-          <w:rStyle w:val="VerbatimChar"/>
-        </w:rPr>
-        <w:t xml:space="preserve">  class Customer</w:t>
-      </w:r>
-      <w:r>
-        <w:br/>
-      </w:r>
-      <w:r>
-        <w:rPr>
-          <w:rStyle w:val="VerbatimChar"/>
-        </w:rPr>
-        <w:t xml:space="preserve">  class AccountService</w:t>
-      </w:r>
-      <w:r>
-        <w:br/>
-      </w:r>
-      <w:r>
-        <w:br/>
-      </w:r>
-      <w:r>
-        <w:rPr>
-          <w:rStyle w:val="VerbatimChar"/>
-        </w:rPr>
-        <w:t xml:space="preserve">  CustomerController --&gt; CustomerService</w:t>
-      </w:r>
-      <w:r>
-        <w:br/>
-      </w:r>
-      <w:r>
-        <w:rPr>
-          <w:rStyle w:val="VerbatimChar"/>
-        </w:rPr>
-        <w:t xml:space="preserve">  CustomerService &lt;|.. CustomerServiceImpl</w:t>
-      </w:r>
-      <w:r>
-        <w:br/>
-      </w:r>
-      <w:r>
-        <w:rPr>
-          <w:rStyle w:val="VerbatimChar"/>
-        </w:rPr>
-        <w:t xml:space="preserve">  CustomerServiceImpl --&gt; CustomerRepository</w:t>
-      </w:r>
-      <w:r>
-        <w:br/>
-      </w:r>
-      <w:r>
-        <w:rPr>
-          <w:rStyle w:val="VerbatimChar"/>
-        </w:rPr>
-        <w:t xml:space="preserve">  CustomerServiceImpl --&gt; AccountService</w:t>
-      </w:r>
-      <w:r>
-        <w:br/>
-      </w:r>
-      <w:r>
-        <w:rPr>
-          <w:rStyle w:val="VerbatimChar"/>
-        </w:rPr>
-        <w:t xml:space="preserve">  CustomerRepository --&gt; Customer</w:t>
+        <w:t xml:space="preserve">  class NotificationEventPublisher</w:t>
+      </w:r>
+      <w:r>
+        <w:br/>
+      </w:r>
+      <w:r>
+        <w:rPr>
+          <w:rStyle w:val="VerbatimChar"/>
+        </w:rPr>
+        <w:t xml:space="preserve">  class NotificationEventConsumer</w:t>
+      </w:r>
+      <w:r>
+        <w:br/>
+      </w:r>
+      <w:r>
+        <w:rPr>
+          <w:rStyle w:val="VerbatimChar"/>
+        </w:rPr>
+        <w:t xml:space="preserve">  class BankActionEvent</w:t>
+      </w:r>
+      <w:r>
+        <w:br/>
+      </w:r>
+      <w:r>
+        <w:rPr>
+          <w:rStyle w:val="VerbatimChar"/>
+        </w:rPr>
+        <w:t xml:space="preserve">  class NotificationEmailComposer</w:t>
+      </w:r>
+      <w:r>
+        <w:br/>
+      </w:r>
+      <w:r>
+        <w:rPr>
+          <w:rStyle w:val="VerbatimChar"/>
+        </w:rPr>
+        <w:t xml:space="preserve">  class NotificationMailService</w:t>
+      </w:r>
+      <w:r>
+        <w:br/>
+      </w:r>
+      <w:r>
+        <w:rPr>
+          <w:rStyle w:val="VerbatimChar"/>
+        </w:rPr>
+        <w:t xml:space="preserve">  class SmtpNotificationMailService</w:t>
+      </w:r>
+      <w:r>
+        <w:br/>
+      </w:r>
+      <w:r>
+        <w:rPr>
+          <w:rStyle w:val="VerbatimChar"/>
+        </w:rPr>
+        <w:t xml:space="preserve">  class SendGridNotificationMailService</w:t>
+      </w:r>
+      <w:r>
+        <w:br/>
+      </w:r>
+      <w:r>
+        <w:br/>
+      </w:r>
+      <w:r>
+        <w:rPr>
+          <w:rStyle w:val="VerbatimChar"/>
+        </w:rPr>
+        <w:t xml:space="preserve">  NotificationEventPublisher --&gt; BankActionEvent</w:t>
+      </w:r>
+      <w:r>
+        <w:br/>
+      </w:r>
+      <w:r>
+        <w:rPr>
+          <w:rStyle w:val="VerbatimChar"/>
+        </w:rPr>
+        <w:t xml:space="preserve">  NotificationEventConsumer --&gt; NotificationEmailComposer</w:t>
+      </w:r>
+      <w:r>
+        <w:br/>
+      </w:r>
+      <w:r>
+        <w:rPr>
+          <w:rStyle w:val="VerbatimChar"/>
+        </w:rPr>
+        <w:t xml:space="preserve">  NotificationEventConsumer --&gt; NotificationMailService</w:t>
+      </w:r>
+      <w:r>
+        <w:br/>
+      </w:r>
+      <w:r>
+        <w:rPr>
+          <w:rStyle w:val="VerbatimChar"/>
+        </w:rPr>
+        <w:t xml:space="preserve">  NotificationMailService &lt;|.. SmtpNotificationMailService</w:t>
+      </w:r>
+      <w:r>
+        <w:br/>
+      </w:r>
+      <w:r>
+        <w:rPr>
+          <w:rStyle w:val="VerbatimChar"/>
+        </w:rPr>
+        <w:t xml:space="preserve">  NotificationMailService &lt;|.. SendGridNotificationMailService</w:t>
       </w:r>
     </w:p>
     <w:bookmarkEnd w:id="11"/>
-    <w:bookmarkStart w:id="12" w:name="user-role-domain"/>
+    <w:bookmarkStart w:id="12" w:name="customer-domain"/>
     <w:p>
       <w:pPr>
         <w:pStyle w:val="Heading2"/>
       </w:pPr>
       <w:r>
-        <w:t xml:space="preserve">User / role domain</w:t>
+        <w:t xml:space="preserve">Customer domain</w:t>
       </w:r>
     </w:p>
     <w:p>
@@ -765,137 +810,155 @@
         <w:rPr>
           <w:rStyle w:val="VerbatimChar"/>
         </w:rPr>
-        <w:t xml:space="preserve">  class UserController</w:t>
-      </w:r>
-      <w:r>
-        <w:br/>
-      </w:r>
-      <w:r>
-        <w:rPr>
-          <w:rStyle w:val="VerbatimChar"/>
-        </w:rPr>
-        <w:t xml:space="preserve">  class UserService</w:t>
-      </w:r>
-      <w:r>
-        <w:br/>
-      </w:r>
-      <w:r>
-        <w:rPr>
-          <w:rStyle w:val="VerbatimChar"/>
-        </w:rPr>
-        <w:t xml:space="preserve">  class User</w:t>
-      </w:r>
-      <w:r>
-        <w:br/>
-      </w:r>
-      <w:r>
-        <w:rPr>
-          <w:rStyle w:val="VerbatimChar"/>
-        </w:rPr>
-        <w:t xml:space="preserve">  class Role</w:t>
-      </w:r>
-      <w:r>
-        <w:br/>
-      </w:r>
-      <w:r>
-        <w:rPr>
-          <w:rStyle w:val="VerbatimChar"/>
-        </w:rPr>
-        <w:t xml:space="preserve">  class UserRole</w:t>
-      </w:r>
-      <w:r>
-        <w:br/>
-      </w:r>
-      <w:r>
-        <w:rPr>
-          <w:rStyle w:val="VerbatimChar"/>
-        </w:rPr>
-        <w:t xml:space="preserve">  class UserRepository</w:t>
-      </w:r>
-      <w:r>
-        <w:br/>
-      </w:r>
-      <w:r>
-        <w:rPr>
-          <w:rStyle w:val="VerbatimChar"/>
-        </w:rPr>
-        <w:t xml:space="preserve">  class RoleRepository</w:t>
-      </w:r>
-      <w:r>
-        <w:br/>
-      </w:r>
-      <w:r>
-        <w:rPr>
-          <w:rStyle w:val="VerbatimChar"/>
-        </w:rPr>
-        <w:t xml:space="preserve">  class UserRoleRepository</w:t>
-      </w:r>
-      <w:r>
-        <w:br/>
-      </w:r>
-      <w:r>
-        <w:br/>
-      </w:r>
-      <w:r>
-        <w:rPr>
-          <w:rStyle w:val="VerbatimChar"/>
-        </w:rPr>
-        <w:t xml:space="preserve">  UserController --&gt; UserService</w:t>
-      </w:r>
-      <w:r>
-        <w:br/>
-      </w:r>
-      <w:r>
-        <w:rPr>
-          <w:rStyle w:val="VerbatimChar"/>
-        </w:rPr>
-        <w:t xml:space="preserve">  UserService --&gt; UserRepository</w:t>
-      </w:r>
-      <w:r>
-        <w:br/>
-      </w:r>
-      <w:r>
-        <w:rPr>
-          <w:rStyle w:val="VerbatimChar"/>
-        </w:rPr>
-        <w:t xml:space="preserve">  UserService --&gt; UserRoleRepository</w:t>
-      </w:r>
-      <w:r>
-        <w:br/>
-      </w:r>
-      <w:r>
-        <w:rPr>
-          <w:rStyle w:val="VerbatimChar"/>
-        </w:rPr>
-        <w:t xml:space="preserve">  UserService --&gt; RoleRepository</w:t>
-      </w:r>
-      <w:r>
-        <w:br/>
-      </w:r>
-      <w:r>
-        <w:rPr>
-          <w:rStyle w:val="VerbatimChar"/>
-        </w:rPr>
-        <w:t xml:space="preserve">  User --&gt; UserRole</w:t>
-      </w:r>
-      <w:r>
-        <w:br/>
-      </w:r>
-      <w:r>
-        <w:rPr>
-          <w:rStyle w:val="VerbatimChar"/>
-        </w:rPr>
-        <w:t xml:space="preserve">  Role --&gt; UserRole</w:t>
+        <w:t xml:space="preserve">  class CustomerController</w:t>
+      </w:r>
+      <w:r>
+        <w:br/>
+      </w:r>
+      <w:r>
+        <w:rPr>
+          <w:rStyle w:val="VerbatimChar"/>
+        </w:rPr>
+        <w:t xml:space="preserve">  class CustomerService</w:t>
+      </w:r>
+      <w:r>
+        <w:br/>
+      </w:r>
+      <w:r>
+        <w:rPr>
+          <w:rStyle w:val="VerbatimChar"/>
+        </w:rPr>
+        <w:t xml:space="preserve">  class CustomerServiceImpl {</w:t>
+      </w:r>
+      <w:r>
+        <w:br/>
+      </w:r>
+      <w:r>
+        <w:rPr>
+          <w:rStyle w:val="VerbatimChar"/>
+        </w:rPr>
+        <w:t xml:space="preserve">    +createCustomer()</w:t>
+      </w:r>
+      <w:r>
+        <w:br/>
+      </w:r>
+      <w:r>
+        <w:rPr>
+          <w:rStyle w:val="VerbatimChar"/>
+        </w:rPr>
+        <w:t xml:space="preserve">    +updateCustomer()</w:t>
+      </w:r>
+      <w:r>
+        <w:br/>
+      </w:r>
+      <w:r>
+        <w:rPr>
+          <w:rStyle w:val="VerbatimChar"/>
+        </w:rPr>
+        <w:t xml:space="preserve">    +searchCustomers()</w:t>
+      </w:r>
+      <w:r>
+        <w:br/>
+      </w:r>
+      <w:r>
+        <w:rPr>
+          <w:rStyle w:val="VerbatimChar"/>
+        </w:rPr>
+        <w:t xml:space="preserve">    +deleteCustomer()</w:t>
+      </w:r>
+      <w:r>
+        <w:br/>
+      </w:r>
+      <w:r>
+        <w:rPr>
+          <w:rStyle w:val="VerbatimChar"/>
+        </w:rPr>
+        <w:t xml:space="preserve">  }</w:t>
+      </w:r>
+      <w:r>
+        <w:br/>
+      </w:r>
+      <w:r>
+        <w:rPr>
+          <w:rStyle w:val="VerbatimChar"/>
+        </w:rPr>
+        <w:t xml:space="preserve">  class CustomerRepository</w:t>
+      </w:r>
+      <w:r>
+        <w:br/>
+      </w:r>
+      <w:r>
+        <w:rPr>
+          <w:rStyle w:val="VerbatimChar"/>
+        </w:rPr>
+        <w:t xml:space="preserve">  class Customer</w:t>
+      </w:r>
+      <w:r>
+        <w:br/>
+      </w:r>
+      <w:r>
+        <w:rPr>
+          <w:rStyle w:val="VerbatimChar"/>
+        </w:rPr>
+        <w:t xml:space="preserve">  class AccountService</w:t>
+      </w:r>
+      <w:r>
+        <w:br/>
+      </w:r>
+      <w:r>
+        <w:br/>
+      </w:r>
+      <w:r>
+        <w:rPr>
+          <w:rStyle w:val="VerbatimChar"/>
+        </w:rPr>
+        <w:t xml:space="preserve">  CustomerController --&gt; CustomerService</w:t>
+      </w:r>
+      <w:r>
+        <w:br/>
+      </w:r>
+      <w:r>
+        <w:rPr>
+          <w:rStyle w:val="VerbatimChar"/>
+        </w:rPr>
+        <w:t xml:space="preserve">  CustomerService &lt;|.. CustomerServiceImpl</w:t>
+      </w:r>
+      <w:r>
+        <w:br/>
+      </w:r>
+      <w:r>
+        <w:rPr>
+          <w:rStyle w:val="VerbatimChar"/>
+        </w:rPr>
+        <w:t xml:space="preserve">  CustomerServiceImpl --&gt; CustomerRepository</w:t>
+      </w:r>
+      <w:r>
+        <w:br/>
+      </w:r>
+      <w:r>
+        <w:rPr>
+          <w:rStyle w:val="VerbatimChar"/>
+        </w:rPr>
+        <w:t xml:space="preserve">  CustomerServiceImpl --&gt; AccountService</w:t>
+      </w:r>
+      <w:r>
+        <w:br/>
+      </w:r>
+      <w:r>
+        <w:rPr>
+          <w:rStyle w:val="VerbatimChar"/>
+        </w:rPr>
+        <w:t xml:space="preserve">  CustomerRepository --&gt; Customer</w:t>
       </w:r>
     </w:p>
     <w:bookmarkEnd w:id="12"/>
-    <w:bookmarkStart w:id="13" w:name="shared"/>
+    <w:bookmarkStart w:id="13" w:name="user-role-domain"/>
     <w:p>
       <w:pPr>
         <w:pStyle w:val="Heading2"/>
       </w:pPr>
       <w:r>
-        <w:t xml:space="preserve">Shared</w:t>
+        <w:t xml:space="preserve">User / role domain</w:t>
       </w:r>
     </w:p>
     <w:p>
@@ -924,70 +987,16 @@
         <w:rPr>
           <w:rStyle w:val="VerbatimChar"/>
         </w:rPr>
-        <w:t xml:space="preserve">  class AuditableEntity {</w:t>
-      </w:r>
-      <w:r>
-        <w:br/>
-      </w:r>
-      <w:r>
-        <w:rPr>
-          <w:rStyle w:val="VerbatimChar"/>
-        </w:rPr>
-        <w:t xml:space="preserve">    createdAt</w:t>
-      </w:r>
-      <w:r>
-        <w:br/>
-      </w:r>
-      <w:r>
-        <w:rPr>
-          <w:rStyle w:val="VerbatimChar"/>
-        </w:rPr>
-        <w:t xml:space="preserve">    updatedAt</w:t>
-      </w:r>
-      <w:r>
-        <w:br/>
-      </w:r>
-      <w:r>
-        <w:rPr>
-          <w:rStyle w:val="VerbatimChar"/>
-        </w:rPr>
-        <w:t xml:space="preserve">    createdBy</w:t>
-      </w:r>
-      <w:r>
-        <w:br/>
-      </w:r>
-      <w:r>
-        <w:rPr>
-          <w:rStyle w:val="VerbatimChar"/>
-        </w:rPr>
-        <w:t xml:space="preserve">    updatedBy</w:t>
-      </w:r>
-      <w:r>
-        <w:br/>
-      </w:r>
-      <w:r>
-        <w:rPr>
-          <w:rStyle w:val="VerbatimChar"/>
-        </w:rPr>
-        <w:t xml:space="preserve">    version</w:t>
-      </w:r>
-      <w:r>
-        <w:br/>
-      </w:r>
-      <w:r>
-        <w:rPr>
-          <w:rStyle w:val="VerbatimChar"/>
-        </w:rPr>
-        <w:t xml:space="preserve">  }</w:t>
-      </w:r>
-      <w:r>
-        <w:br/>
-      </w:r>
-      <w:r>
-        <w:rPr>
-          <w:rStyle w:val="VerbatimChar"/>
-        </w:rPr>
-        <w:t xml:space="preserve">  class AccountPolicy</w:t>
+        <w:t xml:space="preserve">  class UserController</w:t>
+      </w:r>
+      <w:r>
+        <w:br/>
+      </w:r>
+      <w:r>
+        <w:rPr>
+          <w:rStyle w:val="VerbatimChar"/>
+        </w:rPr>
+        <w:t xml:space="preserve">  class UserService</w:t>
       </w:r>
       <w:r>
         <w:br/>
@@ -1023,65 +1032,92 @@
         <w:rPr>
           <w:rStyle w:val="VerbatimChar"/>
         </w:rPr>
-        <w:t xml:space="preserve">  class SecurityConfig</w:t>
-      </w:r>
-      <w:r>
-        <w:br/>
-      </w:r>
-      <w:r>
-        <w:rPr>
-          <w:rStyle w:val="VerbatimChar"/>
-        </w:rPr>
-        <w:t xml:space="preserve">  class GlobalExceptionHandler</w:t>
-      </w:r>
-      <w:r>
-        <w:br/>
-      </w:r>
-      <w:r>
-        <w:br/>
-      </w:r>
-      <w:r>
-        <w:rPr>
-          <w:rStyle w:val="VerbatimChar"/>
-        </w:rPr>
-        <w:t xml:space="preserve">  AuditableEntity &lt;|-- AccountPolicy</w:t>
-      </w:r>
-      <w:r>
-        <w:br/>
-      </w:r>
-      <w:r>
-        <w:rPr>
-          <w:rStyle w:val="VerbatimChar"/>
-        </w:rPr>
-        <w:t xml:space="preserve">  AuditableEntity &lt;|-- User</w:t>
-      </w:r>
-      <w:r>
-        <w:br/>
-      </w:r>
-      <w:r>
-        <w:rPr>
-          <w:rStyle w:val="VerbatimChar"/>
-        </w:rPr>
-        <w:t xml:space="preserve">  AuditableEntity &lt;|-- Role</w:t>
-      </w:r>
-      <w:r>
-        <w:br/>
-      </w:r>
-      <w:r>
-        <w:rPr>
-          <w:rStyle w:val="VerbatimChar"/>
-        </w:rPr>
-        <w:t xml:space="preserve">  AuditableEntity &lt;|-- UserRole</w:t>
+        <w:t xml:space="preserve">  class UserRepository</w:t>
+      </w:r>
+      <w:r>
+        <w:br/>
+      </w:r>
+      <w:r>
+        <w:rPr>
+          <w:rStyle w:val="VerbatimChar"/>
+        </w:rPr>
+        <w:t xml:space="preserve">  class RoleRepository</w:t>
+      </w:r>
+      <w:r>
+        <w:br/>
+      </w:r>
+      <w:r>
+        <w:rPr>
+          <w:rStyle w:val="VerbatimChar"/>
+        </w:rPr>
+        <w:t xml:space="preserve">  class UserRoleRepository</w:t>
+      </w:r>
+      <w:r>
+        <w:br/>
+      </w:r>
+      <w:r>
+        <w:br/>
+      </w:r>
+      <w:r>
+        <w:rPr>
+          <w:rStyle w:val="VerbatimChar"/>
+        </w:rPr>
+        <w:t xml:space="preserve">  UserController --&gt; UserService</w:t>
+      </w:r>
+      <w:r>
+        <w:br/>
+      </w:r>
+      <w:r>
+        <w:rPr>
+          <w:rStyle w:val="VerbatimChar"/>
+        </w:rPr>
+        <w:t xml:space="preserve">  UserService --&gt; UserRepository</w:t>
+      </w:r>
+      <w:r>
+        <w:br/>
+      </w:r>
+      <w:r>
+        <w:rPr>
+          <w:rStyle w:val="VerbatimChar"/>
+        </w:rPr>
+        <w:t xml:space="preserve">  UserService --&gt; UserRoleRepository</w:t>
+      </w:r>
+      <w:r>
+        <w:br/>
+      </w:r>
+      <w:r>
+        <w:rPr>
+          <w:rStyle w:val="VerbatimChar"/>
+        </w:rPr>
+        <w:t xml:space="preserve">  UserService --&gt; RoleRepository</w:t>
+      </w:r>
+      <w:r>
+        <w:br/>
+      </w:r>
+      <w:r>
+        <w:rPr>
+          <w:rStyle w:val="VerbatimChar"/>
+        </w:rPr>
+        <w:t xml:space="preserve">  User --&gt; UserRole</w:t>
+      </w:r>
+      <w:r>
+        <w:br/>
+      </w:r>
+      <w:r>
+        <w:rPr>
+          <w:rStyle w:val="VerbatimChar"/>
+        </w:rPr>
+        <w:t xml:space="preserve">  Role --&gt; UserRole</w:t>
       </w:r>
     </w:p>
     <w:bookmarkEnd w:id="13"/>
-    <w:bookmarkStart w:id="14" w:name="frontend-feature-map-logical"/>
+    <w:bookmarkStart w:id="14" w:name="shared"/>
     <w:p>
       <w:pPr>
         <w:pStyle w:val="Heading2"/>
       </w:pPr>
       <w:r>
-        <w:t xml:space="preserve">Frontend feature map (logical)</w:t>
+        <w:t xml:space="preserve">Shared</w:t>
       </w:r>
     </w:p>
     <w:p>
@@ -1092,119 +1128,305 @@
         <w:rPr>
           <w:rStyle w:val="VerbatimChar"/>
         </w:rPr>
-        <w:t xml:space="preserve">flowchart LR</w:t>
-      </w:r>
-      <w:r>
-        <w:br/>
-      </w:r>
-      <w:r>
-        <w:rPr>
-          <w:rStyle w:val="VerbatimChar"/>
-        </w:rPr>
-        <w:t xml:space="preserve">  Login --&gt; AuthService</w:t>
-      </w:r>
-      <w:r>
-        <w:br/>
-      </w:r>
-      <w:r>
-        <w:rPr>
-          <w:rStyle w:val="VerbatimChar"/>
-        </w:rPr>
-        <w:t xml:space="preserve">  Dashboard --&gt; DashboardService</w:t>
-      </w:r>
-      <w:r>
-        <w:br/>
-      </w:r>
-      <w:r>
-        <w:rPr>
-          <w:rStyle w:val="VerbatimChar"/>
-        </w:rPr>
-        <w:t xml:space="preserve">  Customers --&gt; CustomerService</w:t>
-      </w:r>
-      <w:r>
-        <w:br/>
-      </w:r>
-      <w:r>
-        <w:rPr>
-          <w:rStyle w:val="VerbatimChar"/>
-        </w:rPr>
-        <w:t xml:space="preserve">  Accounts --&gt; AccountService</w:t>
-      </w:r>
-      <w:r>
-        <w:br/>
-      </w:r>
-      <w:r>
-        <w:rPr>
-          <w:rStyle w:val="VerbatimChar"/>
-        </w:rPr>
-        <w:t xml:space="preserve">  OpeningDeposit --&gt; AccountPolicyService</w:t>
-      </w:r>
-      <w:r>
-        <w:br/>
-      </w:r>
-      <w:r>
-        <w:rPr>
-          <w:rStyle w:val="VerbatimChar"/>
-        </w:rPr>
-        <w:t xml:space="preserve">  Employees --&gt; UserService</w:t>
-      </w:r>
-      <w:r>
-        <w:br/>
-      </w:r>
-      <w:r>
-        <w:rPr>
-          <w:rStyle w:val="VerbatimChar"/>
-        </w:rPr>
-        <w:t xml:space="preserve">  AuthService --&gt; API</w:t>
-      </w:r>
-      <w:r>
-        <w:br/>
-      </w:r>
-      <w:r>
-        <w:rPr>
-          <w:rStyle w:val="VerbatimChar"/>
-        </w:rPr>
-        <w:t xml:space="preserve">  CustomerService --&gt; API</w:t>
-      </w:r>
-      <w:r>
-        <w:br/>
-      </w:r>
-      <w:r>
-        <w:rPr>
-          <w:rStyle w:val="VerbatimChar"/>
-        </w:rPr>
-        <w:t xml:space="preserve">  AccountService --&gt; API</w:t>
-      </w:r>
-      <w:r>
-        <w:br/>
-      </w:r>
-      <w:r>
-        <w:rPr>
-          <w:rStyle w:val="VerbatimChar"/>
-        </w:rPr>
-        <w:t xml:space="preserve">  AccountPolicyService --&gt; API</w:t>
-      </w:r>
-      <w:r>
-        <w:br/>
-      </w:r>
-      <w:r>
-        <w:rPr>
-          <w:rStyle w:val="VerbatimChar"/>
-        </w:rPr>
-        <w:t xml:space="preserve">  UserService --&gt; API</w:t>
-      </w:r>
-      <w:r>
-        <w:br/>
-      </w:r>
-      <w:r>
-        <w:rPr>
-          <w:rStyle w:val="VerbatimChar"/>
-        </w:rPr>
-        <w:t xml:space="preserve">  DashboardService --&gt; API</w:t>
+        <w:t xml:space="preserve">classDiagram</w:t>
+      </w:r>
+      <w:r>
+        <w:br/>
+      </w:r>
+      <w:r>
+        <w:rPr>
+          <w:rStyle w:val="VerbatimChar"/>
+        </w:rPr>
+        <w:t xml:space="preserve">  direction TB</w:t>
+      </w:r>
+      <w:r>
+        <w:br/>
+      </w:r>
+      <w:r>
+        <w:rPr>
+          <w:rStyle w:val="VerbatimChar"/>
+        </w:rPr>
+        <w:t xml:space="preserve">  class AuditableEntity {</w:t>
+      </w:r>
+      <w:r>
+        <w:br/>
+      </w:r>
+      <w:r>
+        <w:rPr>
+          <w:rStyle w:val="VerbatimChar"/>
+        </w:rPr>
+        <w:t xml:space="preserve">    createdAt</w:t>
+      </w:r>
+      <w:r>
+        <w:br/>
+      </w:r>
+      <w:r>
+        <w:rPr>
+          <w:rStyle w:val="VerbatimChar"/>
+        </w:rPr>
+        <w:t xml:space="preserve">    updatedAt</w:t>
+      </w:r>
+      <w:r>
+        <w:br/>
+      </w:r>
+      <w:r>
+        <w:rPr>
+          <w:rStyle w:val="VerbatimChar"/>
+        </w:rPr>
+        <w:t xml:space="preserve">    createdBy</w:t>
+      </w:r>
+      <w:r>
+        <w:br/>
+      </w:r>
+      <w:r>
+        <w:rPr>
+          <w:rStyle w:val="VerbatimChar"/>
+        </w:rPr>
+        <w:t xml:space="preserve">    updatedBy</w:t>
+      </w:r>
+      <w:r>
+        <w:br/>
+      </w:r>
+      <w:r>
+        <w:rPr>
+          <w:rStyle w:val="VerbatimChar"/>
+        </w:rPr>
+        <w:t xml:space="preserve">    version</w:t>
+      </w:r>
+      <w:r>
+        <w:br/>
+      </w:r>
+      <w:r>
+        <w:rPr>
+          <w:rStyle w:val="VerbatimChar"/>
+        </w:rPr>
+        <w:t xml:space="preserve">  }</w:t>
+      </w:r>
+      <w:r>
+        <w:br/>
+      </w:r>
+      <w:r>
+        <w:rPr>
+          <w:rStyle w:val="VerbatimChar"/>
+        </w:rPr>
+        <w:t xml:space="preserve">  class AccountPolicy</w:t>
+      </w:r>
+      <w:r>
+        <w:br/>
+      </w:r>
+      <w:r>
+        <w:rPr>
+          <w:rStyle w:val="VerbatimChar"/>
+        </w:rPr>
+        <w:t xml:space="preserve">  class User</w:t>
+      </w:r>
+      <w:r>
+        <w:br/>
+      </w:r>
+      <w:r>
+        <w:rPr>
+          <w:rStyle w:val="VerbatimChar"/>
+        </w:rPr>
+        <w:t xml:space="preserve">  class Role</w:t>
+      </w:r>
+      <w:r>
+        <w:br/>
+      </w:r>
+      <w:r>
+        <w:rPr>
+          <w:rStyle w:val="VerbatimChar"/>
+        </w:rPr>
+        <w:t xml:space="preserve">  class UserRole</w:t>
+      </w:r>
+      <w:r>
+        <w:br/>
+      </w:r>
+      <w:r>
+        <w:rPr>
+          <w:rStyle w:val="VerbatimChar"/>
+        </w:rPr>
+        <w:t xml:space="preserve">  class SecurityConfig</w:t>
+      </w:r>
+      <w:r>
+        <w:br/>
+      </w:r>
+      <w:r>
+        <w:rPr>
+          <w:rStyle w:val="VerbatimChar"/>
+        </w:rPr>
+        <w:t xml:space="preserve">  class GlobalExceptionHandler</w:t>
+      </w:r>
+      <w:r>
+        <w:br/>
+      </w:r>
+      <w:r>
+        <w:br/>
+      </w:r>
+      <w:r>
+        <w:rPr>
+          <w:rStyle w:val="VerbatimChar"/>
+        </w:rPr>
+        <w:t xml:space="preserve">  AuditableEntity &lt;|-- AccountPolicy</w:t>
+      </w:r>
+      <w:r>
+        <w:br/>
+      </w:r>
+      <w:r>
+        <w:rPr>
+          <w:rStyle w:val="VerbatimChar"/>
+        </w:rPr>
+        <w:t xml:space="preserve">  AuditableEntity &lt;|-- User</w:t>
+      </w:r>
+      <w:r>
+        <w:br/>
+      </w:r>
+      <w:r>
+        <w:rPr>
+          <w:rStyle w:val="VerbatimChar"/>
+        </w:rPr>
+        <w:t xml:space="preserve">  AuditableEntity &lt;|-- Role</w:t>
+      </w:r>
+      <w:r>
+        <w:br/>
+      </w:r>
+      <w:r>
+        <w:rPr>
+          <w:rStyle w:val="VerbatimChar"/>
+        </w:rPr>
+        <w:t xml:space="preserve">  AuditableEntity &lt;|-- UserRole</w:t>
       </w:r>
     </w:p>
     <w:bookmarkEnd w:id="14"/>
+    <w:bookmarkStart w:id="15" w:name="frontend-feature-map-logical"/>
+    <w:p>
+      <w:pPr>
+        <w:pStyle w:val="Heading2"/>
+      </w:pPr>
+      <w:r>
+        <w:t xml:space="preserve">Frontend feature map (logical)</w:t>
+      </w:r>
+    </w:p>
+    <w:p>
+      <w:pPr>
+        <w:pStyle w:val="SourceCode"/>
+      </w:pPr>
+      <w:r>
+        <w:rPr>
+          <w:rStyle w:val="VerbatimChar"/>
+        </w:rPr>
+        <w:t xml:space="preserve">flowchart LR</w:t>
+      </w:r>
+      <w:r>
+        <w:br/>
+      </w:r>
+      <w:r>
+        <w:rPr>
+          <w:rStyle w:val="VerbatimChar"/>
+        </w:rPr>
+        <w:t xml:space="preserve">  Login --&gt; AuthService</w:t>
+      </w:r>
+      <w:r>
+        <w:br/>
+      </w:r>
+      <w:r>
+        <w:rPr>
+          <w:rStyle w:val="VerbatimChar"/>
+        </w:rPr>
+        <w:t xml:space="preserve">  Dashboard --&gt; DashboardService</w:t>
+      </w:r>
+      <w:r>
+        <w:br/>
+      </w:r>
+      <w:r>
+        <w:rPr>
+          <w:rStyle w:val="VerbatimChar"/>
+        </w:rPr>
+        <w:t xml:space="preserve">  Customers --&gt; CustomerService</w:t>
+      </w:r>
+      <w:r>
+        <w:br/>
+      </w:r>
+      <w:r>
+        <w:rPr>
+          <w:rStyle w:val="VerbatimChar"/>
+        </w:rPr>
+        <w:t xml:space="preserve">  Accounts --&gt; AccountService</w:t>
+      </w:r>
+      <w:r>
+        <w:br/>
+      </w:r>
+      <w:r>
+        <w:rPr>
+          <w:rStyle w:val="VerbatimChar"/>
+        </w:rPr>
+        <w:t xml:space="preserve">  OpeningDeposit --&gt; AccountPolicyService</w:t>
+      </w:r>
+      <w:r>
+        <w:br/>
+      </w:r>
+      <w:r>
+        <w:rPr>
+          <w:rStyle w:val="VerbatimChar"/>
+        </w:rPr>
+        <w:t xml:space="preserve">  Employees --&gt; UserService</w:t>
+      </w:r>
+      <w:r>
+        <w:br/>
+      </w:r>
+      <w:r>
+        <w:rPr>
+          <w:rStyle w:val="VerbatimChar"/>
+        </w:rPr>
+        <w:t xml:space="preserve">  AuthService --&gt; API</w:t>
+      </w:r>
+      <w:r>
+        <w:br/>
+      </w:r>
+      <w:r>
+        <w:rPr>
+          <w:rStyle w:val="VerbatimChar"/>
+        </w:rPr>
+        <w:t xml:space="preserve">  CustomerService --&gt; API</w:t>
+      </w:r>
+      <w:r>
+        <w:br/>
+      </w:r>
+      <w:r>
+        <w:rPr>
+          <w:rStyle w:val="VerbatimChar"/>
+        </w:rPr>
+        <w:t xml:space="preserve">  AccountService --&gt; API</w:t>
+      </w:r>
+      <w:r>
+        <w:br/>
+      </w:r>
+      <w:r>
+        <w:rPr>
+          <w:rStyle w:val="VerbatimChar"/>
+        </w:rPr>
+        <w:t xml:space="preserve">  AccountPolicyService --&gt; API</w:t>
+      </w:r>
+      <w:r>
+        <w:br/>
+      </w:r>
+      <w:r>
+        <w:rPr>
+          <w:rStyle w:val="VerbatimChar"/>
+        </w:rPr>
+        <w:t xml:space="preserve">  UserService --&gt; API</w:t>
+      </w:r>
+      <w:r>
+        <w:br/>
+      </w:r>
+      <w:r>
+        <w:rPr>
+          <w:rStyle w:val="VerbatimChar"/>
+        </w:rPr>
+        <w:t xml:space="preserve">  DashboardService --&gt; API</w:t>
+      </w:r>
+    </w:p>
     <w:bookmarkEnd w:id="15"/>
+    <w:bookmarkEnd w:id="16"/>
     <w:sectPr>
       <w:pgSz w:h="16838" w:w="11906"/>
       <w:pgMar w:bottom="1134" w:footer="720" w:gutter="0" w:header="720" w:left="1247" w:right="1247" w:top="1134"/>
